--- a/oct-22/AIPR 2026 Paper-oct22.docx
+++ b/oct-22/AIPR 2026 Paper-oct22.docx
@@ -16,7 +16,7 @@
         <w:pStyle w:val="FirstParagraph"/>
       </w:pPr>
       <w:r>
-        <w:t xml:space="preserve">Shrey Jha (corresponding author, ORCID 0009-0003-5044-4187), Skyler Saucedo (ORCID 0009-0005-7005-7736), and Franklin Tanner (ORCID 0009-0003-6814-2291)</w:t>
+        <w:t xml:space="preserve">Shrey Jha¹ (ORCID 0009-0003-5044-4187), Skyler Saucedo² (ORCID 0009-0005-7005-7736), and Franklin Tanner³ (ORCID 0009-0003-6814-2291)</w:t>
       </w:r>
     </w:p>
     <w:p>
@@ -24,7 +24,19 @@
         <w:pStyle w:val="BodyText"/>
       </w:pPr>
       <w:r>
-        <w:t xml:space="preserve">Innodata [VERIFY: city, country]. Corresponding author: Shrey_Jha@innodata.net</w:t>
+        <w:t xml:space="preserve">¹ Innodata, Physical AI Intern</w:t>
+      </w:r>
+      <w:r>
+        <w:t xml:space="preserve"> </w:t>
+      </w:r>
+      <w:r>
+        <w:t xml:space="preserve">² Innodata, Robotics and Physical AI Solutions Architect</w:t>
+      </w:r>
+      <w:r>
+        <w:t xml:space="preserve"> </w:t>
+      </w:r>
+      <w:r>
+        <w:t xml:space="preserve">³ Innodata, VP Robotics and Computer Vision</w:t>
       </w:r>
     </w:p>
     <w:bookmarkStart w:id="9" w:name="abstract"/>
@@ -379,7 +391,7 @@
         <w:pStyle w:val="BodyText"/>
       </w:pPr>
       <w:r>
-        <w:t xml:space="preserve">Cosmos 3 Nano receives the first frame of the clip together with a fixed instruction, and returns a structured JSON record that defines the observed ontology. Our pipeline asks for up to ten task-relevant objects, each with a bounding box, and for each object: its role in the task, its current appearance (color, material, texture, condition, size), its current state (position, orientation, interaction with hands), and candidate variations along seven dimensions (color and appearance, material and texture, size and shape, state and position, condition, interaction, brand and style). A parallel block records scene-level variations (lighting, viewpoint, room style, time of day, clutter) and a final block states what training on this clip could miss. Reasoning takes about 130 seconds per clip on one A100.</w:t>
+        <w:t xml:space="preserve">Cosmos 3 Nano receives the first frame of the clip together with a fixed instruction, and returns a structured JSON record that defines the observed ontology (Fig. 3). Our pipeline asks for up to ten task-relevant objects, each with a bounding box, and for each object: its role in the task, its current appearance (color, material, texture, condition, size), its current state (position, orientation, interaction with hands), and candidate variations along seven dimensions (color and appearance, material and texture, size and shape, state and position, condition, interaction, brand and style). A parallel block records scene-level variations (lighting, viewpoint, room style, time of day, clutter) and a final block states what training on this clip could miss. Reasoning takes about 130 seconds per clip on one A100.</w:t>
       </w:r>
     </w:p>
     <w:bookmarkEnd w:id="21"/>

--- a/oct-22/AIPR 2026 Paper-oct22.docx
+++ b/oct-22/AIPR 2026 Paper-oct22.docx
@@ -755,14 +755,14 @@
       <w:r>
         <w:drawing>
           <wp:inline>
-            <wp:extent cx="5334000" cy="4536558"/>
+            <wp:extent cx="5334000" cy="2237145"/>
             <wp:effectExtent b="0" l="0" r="0" t="0"/>
-            <wp:docPr descr="Two near-identical first-person frames of hands holding a white charger cable in front of a desk and bookshelf." title="" id="32" name="Picture"/>
+            <wp:docPr descr="Two frames. Left: the source clip, hands holding a white charger cable in front of a desk and bookshelf. Right: the variant prompted to wind the cord the other way, in which the cable has become a tangled, smeared loop across the desk." title="" id="32" name="Picture"/>
             <a:graphic>
               <a:graphicData uri="http://schemas.openxmlformats.org/drawingml/2006/picture">
                 <pic:pic>
                   <pic:nvPicPr>
-                    <pic:cNvPr descr="figures/fig8-directional-reversal.png" id="33" name="Picture"/>
+                    <pic:cNvPr descr="figures/fig6-reversal-oct22.png" id="33" name="Picture"/>
                     <pic:cNvPicPr>
                       <a:picLocks noChangeArrowheads="1" noChangeAspect="1"/>
                     </pic:cNvPicPr>
@@ -776,7 +776,7 @@
                   <pic:spPr bwMode="auto">
                     <a:xfrm>
                       <a:off x="0" y="0"/>
-                      <a:ext cx="5334000" cy="4536558"/>
+                      <a:ext cx="5334000" cy="2237145"/>
                     </a:xfrm>
                     <a:prstGeom prst="rect">
                       <a:avLst/>
@@ -800,7 +800,7 @@
         <w:pStyle w:val="ImageCaption"/>
       </w:pPr>
       <w:r>
-        <w:t xml:space="preserve">Two near-identical first-person frames of hands holding a white charger cable in front of a desk and bookshelf.</w:t>
+        <w:t xml:space="preserve">Two frames. Left: the source clip, hands holding a white charger cable in front of a desk and bookshelf. Right: the variant prompted to wind the cord the other way, in which the cable has become a tangled, smeared loop across the desk.</w:t>
       </w:r>
     </w:p>
     <w:p>
@@ -820,7 +820,7 @@
         <w:pStyle w:val="BodyText"/>
       </w:pPr>
       <w:r>
-        <w:t xml:space="preserve">We did observe some limitations in this process, particularly when requesting permutations in the physics of the scene. In Fig. 6, the data collector is taking a phone charger and winding the USB cord around the wall plug in a clockwise direction (with respect to the wall plug). Next, we ask the pipeline to wind the cord in the opposite direction, counterclockwise. Surprisingly, the resulting variant was unable to maintain this ask: the spooling wire looked like spaghetti, with the cord gaining linear mass and length at times. The hands do in fact maintain the same orientation as the original video, but the variant fails to maintain the physics, violating conservation of mass and continuity. Fig. 7 places the source desk clip, its appearance variant, and the cord-winding variant side by side.</w:t>
+        <w:t xml:space="preserve">We did observe some limitations in this process, particularly when requesting permutations in the physics of the scene. In Fig. 6, the data collector is taking a phone charger and winding the USB cord around the wall plug in a clockwise direction (with respect to the wall plug). Next, we ask the pipeline to wind the cord in the opposite direction, counterclockwise. Surprisingly, the resulting variant was unable to maintain this ask: the spooling wire looked like spaghetti, with the cord gaining linear mass and length at times. The hands do in fact maintain the same orientation as the original video, but the variant fails to maintain the physics, violating conservation of mass and continuity. Fig. 7 places the source desk clip and its appearance variant side by side.</w:t>
       </w:r>
     </w:p>
     <w:p>
@@ -830,9 +830,9 @@
       <w:r>
         <w:drawing>
           <wp:inline>
-            <wp:extent cx="5334000" cy="1791937"/>
+            <wp:extent cx="5334000" cy="4476750"/>
             <wp:effectExtent b="0" l="0" r="0" t="0"/>
-            <wp:docPr descr="Three frames. Left: the source desk clip, hands holding a charger cable in front of a bookshelf. Center: the same scene with the desk and shelf objects rendered blue. Right: a wide frame of the cord-winding variant in which the cable has become a tangled, smeared loop across the desk." title="" id="35" name="Picture"/>
+            <wp:docPr descr="Two frames. Left: the source desk clip, hands holding a charger cable in front of a bookshelf. Right: the same scene with the desk and shelf objects rendered blue." title="" id="35" name="Picture"/>
             <a:graphic>
               <a:graphicData uri="http://schemas.openxmlformats.org/drawingml/2006/picture">
                 <pic:pic>
@@ -851,7 +851,7 @@
                   <pic:spPr bwMode="auto">
                     <a:xfrm>
                       <a:off x="0" y="0"/>
-                      <a:ext cx="5334000" cy="1791937"/>
+                      <a:ext cx="5334000" cy="4476750"/>
                     </a:xfrm>
                     <a:prstGeom prst="rect">
                       <a:avLst/>
@@ -875,7 +875,7 @@
         <w:pStyle w:val="ImageCaption"/>
       </w:pPr>
       <w:r>
-        <w:t xml:space="preserve">Three frames. Left: the source desk clip, hands holding a charger cable in front of a bookshelf. Center: the same scene with the desk and shelf objects rendered blue. Right: a wide frame of the cord-winding variant in which the cable has become a tangled, smeared loop across the desk.</w:t>
+        <w:t xml:space="preserve">Two frames. Left: the source desk clip, hands holding a charger cable in front of a bookshelf. Right: the same scene with the desk and shelf objects rendered blue.</w:t>
       </w:r>
     </w:p>
     <w:p>
@@ -887,7 +887,7 @@
           <w:i/>
           <w:iCs/>
         </w:rPr>
-        <w:t xml:space="preserve">Fig. 7. Variants of the desk clip: the source clip (left), an appearance variant with the desk and shelf recolored blue (center), and the cord-winding variant in which the cord loses its shape and length (right).</w:t>
+        <w:t xml:space="preserve">Fig. 7. Variants of the desk clip: the source clip (left) and an appearance variant with the desk and shelf recolored blue (right).</w:t>
       </w:r>
     </w:p>
     <w:bookmarkEnd w:id="37"/>

--- a/oct-22/AIPR 2026 Paper-oct22.docx
+++ b/oct-22/AIPR 2026 Paper-oct22.docx
@@ -53,7 +53,7 @@
         <w:pStyle w:val="FirstParagraph"/>
       </w:pPr>
       <w:r>
-        <w:t xml:space="preserve">Training successful humanoid robotic manipulation policies within the space of Physical AI is bottlenecked by real-world data limitations in the quantity and diversity of environments. Achieving acceptable completion scores for even the most straightforward tasks may require tens of thousands of hours of training data. The training data must include sufficient diversity for different objects, surfaces, and lighting to prevent model overfitting and promote generalization. In this paper, we describe a pipeline that leverages world foundation models from the NVIDIA Cosmos family, along with large language models (LLMs) like OpenAI’s GPT-4o mini, to generate variations of real egocentric video clips while keeping the recorded actions, scaling a single video into hundreds of permutations. Our method uses NVIDIA Cosmos 3 Nano to produce an ontology of each clip: the task, each object’s role in it, and plausible variations. GPT-4o mini then writes a prompt to generate scene permutations. Our method employs traditional computer vision techniques like boundary detection and image segmentation, using Canny edge detection coupled with Segment Anything 2 (SAM 2) to locate the objects we wish to permute, while Cosmos Transfer 2.5 renders the items, maintaining realism within the video. This paper describes our process and findings, where structured reasoning about a scene produces robust, realistic permutations. We outline limitations and provide best practices for leveraging these tools, demonstrating that this powerful and economical approach is scalable when solving problems in robot learning.</w:t>
+        <w:t xml:space="preserve">Training successful humanoid robotic manipulation policies within the space of Physical AI is bottlenecked by real-world data limitations in the quantity and diversity of environments. Achieving acceptable completion scores for even the most straightforward tasks may require tens of thousands of hours of training data. The training data must include sufficient diversity for different objects, surfaces, and lighting to prevent model overfitting and promote generalization. In this paper, we describe a pipeline that leverages NVIDIA Cosmos world foundation models, along with large language models (LLMs) like OpenAI’s GPT-4o mini, to generate variations of real egocentric video clips while keeping the recorded actions, scaling a single video into hundreds of permutations. Our method uses NVIDIA Cosmos 3 Nano to produce an ontology of each clip: the task, each object’s role in it, and plausible variations. GPT-4o mini then writes a prompt to generate scene permutations. Our method employs traditional computer vision techniques like boundary detection and image segmentation, using Canny edge detection coupled with Segment Anything 2 (SAM 2) to locate the objects we wish to permute, while Cosmos Transfer 2.5 renders the items, maintaining realism within the video. This paper describes our process and findings, where structured reasoning about a scene produces robust, realistic permutations. We outline limitations and provide best practices for leveraging these tools, demonstrating that this powerful and economical approach is scalable when solving problems in robot learning.</w:t>
       </w:r>
     </w:p>
     <w:p>
@@ -130,7 +130,7 @@
         <w:pStyle w:val="FirstParagraph"/>
       </w:pPr>
       <w:r>
-        <w:t xml:space="preserve">World foundation models are large-scale artificial intelligence systems trained to understand, simulate, and predict the physical world, including how objects move, interact, and follow the laws of physics [6]. NVIDIA Cosmos consists of three model families: Predict forecasts future frames from text, an image, or a video [7]; Transfer adapts a video across environments under multi-control conditioning on depth, segmentation, edge, and blurred-RGB maps [8, 9]; Reason is a vision-language model for physical scene understanding [10]. Cosmos 3 folds the three models into one, with an autoregressive subnetwork that reasons about a scene and a diffusion-based subnetwork that generates video, audio, and actions conditioned on that reasoning [11].</w:t>
+        <w:t xml:space="preserve">World foundation models are large-scale artificial intelligence systems trained to understand, simulate, and predict the physical world, including how objects move, interact, and follow the laws of physics [6]. NVIDIA Cosmos consists of three models: Predict forecasts future frames from text, an image, or a video [7]; Transfer adapts a video across environments under multi-control conditioning on depth, segmentation, edge, and blurred-RGB maps [8, 9]; Reason is a vision-language model for physical scene understanding [10]. Cosmos 3 folds the three models into one, with an autoregressive subnetwork that reasons about a scene and a diffusion-based subnetwork that generates video, audio, and actions conditioned on that reasoning [11].</w:t>
       </w:r>
     </w:p>
     <w:bookmarkEnd w:id="10"/>

--- a/oct-22/AIPR 2026 Paper-oct22.docx
+++ b/oct-22/AIPR 2026 Paper-oct22.docx
@@ -53,7 +53,7 @@
         <w:pStyle w:val="FirstParagraph"/>
       </w:pPr>
       <w:r>
-        <w:t xml:space="preserve">Training successful humanoid robotic manipulation policies within the space of Physical AI is bottlenecked by real-world data limitations in the quantity and diversity of environments. Achieving acceptable completion scores for even the most straightforward tasks may require tens of thousands of hours of training data. The training data must include sufficient diversity for different objects, surfaces, and lighting to prevent model overfitting and promote generalization. In this paper, we describe a pipeline that leverages NVIDIA Cosmos world foundation models, along with large language models (LLMs) like OpenAI’s GPT-4o mini, to generate variations of real egocentric video clips while keeping the recorded actions, scaling a single video into hundreds of permutations. Our method uses NVIDIA Cosmos 3 Nano to produce an ontology of each clip: the task, each object’s role in it, and plausible variations. GPT-4o mini then writes a prompt to generate scene permutations. Our method employs traditional computer vision techniques like boundary detection and image segmentation, using Canny edge detection coupled with Segment Anything 2 (SAM 2) to locate the objects we wish to permute, while Cosmos Transfer 2.5 renders the items, maintaining realism within the video. This paper describes our process and findings, where structured reasoning about a scene produces robust, realistic permutations. We outline limitations and provide best practices for leveraging these tools, demonstrating that this powerful and economical approach is scalable when solving problems in robot learning.</w:t>
+        <w:t xml:space="preserve">Training successful humanoid robotic manipulation policies within the space of Physical AI is bottlenecked by real-world data limitations in the quantity and diversity of environments. Achieving acceptable completion scores for even the most straightforward tasks may require tens of thousands of hours of training data. The training data must include sufficient diversity for different objects, surfaces, and lighting to prevent model overfitting and promote generalization. In this paper, we describe a pipeline that leverages NVIDIA Cosmos world foundation models, along with large language models (LLMs) like OpenAI’s GPT-4o mini, to generate variations of real egocentric video clips while keeping the recorded actions, scaling a single video into hundreds of permutations. Source recordings are first split into short clips with NVIDIA Cosmos Curate. Our method then uses NVIDIA Cosmos 3 Nano to produce an ontology of each clip: the task, each object’s role in it, and plausible variations. GPT-4o mini then writes a prompt to generate scene permutations. Our method employs traditional computer vision techniques like boundary detection and image segmentation, using Canny edge detection coupled with Segment Anything 2 (SAM 2) to locate the objects we wish to permute, while Cosmos Transfer 2.5 renders the items, maintaining realism within the video. This paper describes our process and findings, where structured reasoning about a scene produces robust, realistic permutations. We outline limitations and provide best practices for leveraging these tools, demonstrating that this powerful and economical approach is scalable when solving problems in robot learning.</w:t>
       </w:r>
     </w:p>
     <w:p>
@@ -113,7 +113,7 @@
         <w:pStyle w:val="BodyText"/>
       </w:pPr>
       <w:r>
-        <w:t xml:space="preserve">We propose a method that can effectively increase the amount of trainable data, where a world foundation model reads the first frame of an egocentric video clip and provides a structured ontology of the scene. Leveraging classical computer vision techniques, we identify the items within the ontology and permute their attributes (color, texture, location), effectively creating video variants that describe the same task but provide the diversity a policy needs to learn tasks concerning dexterous hand motions within common environments, like living rooms, kitchens, and office spaces.</w:t>
+        <w:t xml:space="preserve">We propose a method that can effectively increase the amount of trainable data. Recordings are first cut into short clips with NVIDIA Cosmos Curate, and a world foundation model then reads the first frame of each egocentric clip and provides a structured ontology of the scene. Leveraging classical computer vision techniques, we identify the items within the ontology and permute their attributes (color, texture, location), effectively creating video variants that describe the same task but provide the diversity a policy needs to learn tasks concerning dexterous hand motions within common environments, like living rooms, kitchens, and office spaces.</w:t>
       </w:r>
     </w:p>
     <w:bookmarkStart w:id="10" w:name="background"/>
@@ -130,7 +130,7 @@
         <w:pStyle w:val="FirstParagraph"/>
       </w:pPr>
       <w:r>
-        <w:t xml:space="preserve">World foundation models are large-scale artificial intelligence systems trained to understand, simulate, and predict the physical world, including how objects move, interact, and follow the laws of physics [6]. NVIDIA Cosmos consists of three models: Predict forecasts future frames from text, an image, or a video [7]; Transfer adapts a video across environments under multi-control conditioning on depth, segmentation, edge, and blurred-RGB maps [8, 9]; Reason is a vision-language model for physical scene understanding [10]. Cosmos 3 folds the three models into one, with an autoregressive subnetwork that reasons about a scene and a diffusion-based subnetwork that generates video, audio, and actions conditioned on that reasoning [11].</w:t>
+        <w:t xml:space="preserve">World foundation models are large-scale artificial intelligence systems trained to understand, simulate, and predict the physical world, including how objects move, interact, and follow the laws of physics [6]. NVIDIA Cosmos consists of three models: Predict forecasts future frames from text, an image, or a video [7]; Transfer adapts a video across environments under multi-control conditioning on depth, segmentation, edge, and blurred-RGB maps [8, 9]; Reason is a vision-language model for physical scene understanding [10]. Alongside the models, Cosmos Curate is the platform’s video curation pipeline, which splits recordings at shot boundaries and prepares clips for the models [6]. Cosmos 3 folds the three models into one, with an autoregressive subnetwork that reasons about a scene and a diffusion-based subnetwork that generates video, audio, and actions conditioned on that reasoning [11].</w:t>
       </w:r>
     </w:p>
     <w:bookmarkEnd w:id="10"/>

--- a/oct-22/AIPR 2026 Paper-oct22.docx
+++ b/oct-22/AIPR 2026 Paper-oct22.docx
@@ -89,7 +89,7 @@
         <w:pStyle w:val="FirstParagraph"/>
       </w:pPr>
       <w:r>
-        <w:t xml:space="preserve">Training humanoid robots to perform everyday household tasks requires large-scale egocentric data collection. Where humanoid robotic policy training and effectiveness are quantified, the consensus within the Physical AI community is that more training data is required, on the order of tens of thousands of hours, and that the diversity of objects within the space (defined below as the ontology) matters for policy robustness. As such, the mean acceptable score, defined as the robot’s ability to successfully complete the task it was trained on, scales logarithmically with the hours of egocentric video [1]. Zheng et al., authors of EgoScale, claim over 20,854 hours of egocentric video were used for pre-training their vision-language-action (VLA) model, with upper limits of achieving a mean task acceptable score of 0.71. The π0 model pretrains on more than 10,000 hours of robot data to perform similar tasks [2]. LingBot-VLA pretrains on about 20,000 hours from nine dual-arm platforms, with success rates still rising at that scale [3].</w:t>
+        <w:t xml:space="preserve">Training humanoid robots to perform everyday household tasks requires large-scale egocentric data collection. Where humanoid robotic policy training and effectiveness are quantified, the consensus within the Physical AI community is that more training data is required, on the order of tens of thousands of hours, and that the diversity of objects within the space (defined below as the ontology) matters for policy robustness. As such, the mean acceptable score, defined as the robot’s ability to successfully complete the task it was trained on, scales logarithmically with the hours of egocentric video [1]. Zheng et al. pretrain a vision-language-action (VLA) model on 20,854 hours of egocentric human video and report an average task completion score of 0.71 at that scale, the largest they tested, with performance still rising [1]. The π0 model pretrains on more than 10,000 hours of robot data to perform similar tasks [2]. LingBot-VLA pretrains on about 20,000 hours from nine dual-arm platforms, with success rates still rising at that scale [3].</w:t>
       </w:r>
     </w:p>
     <w:p>

--- a/oct-22/AIPR 2026 Paper-oct22.docx
+++ b/oct-22/AIPR 2026 Paper-oct22.docx
@@ -97,7 +97,7 @@
         <w:pStyle w:val="BodyText"/>
       </w:pPr>
       <w:r>
-        <w:t xml:space="preserve">Lin et al. collected 40,000 demonstrations and found that a single-task policy’s generalization follows a power law in the number of training environments and objects [4]. While over 20,000 hours of video may be needed for a single task, an hour of egocentric video costs anywhere between 3 and 25 USD, so 20,000 or more hours for a single task becomes cost-prohibitive and economically infeasible for startups and academic labs.</w:t>
+        <w:t xml:space="preserve">Lin et al. collected 40,000 demonstrations and found that a single-task policy’s generalization follows a power law in the number of training environments and objects [4]. While a corpus of 20,000 hours may be needed to reach that level of performance, an hour of egocentric video costs between 3 and 25 USD to collect, so a corpus of this magnitude can become cost-prohibitive for physical AI startups and academic labs.</w:t>
       </w:r>
     </w:p>
     <w:p>

--- a/oct-22/AIPR 2026 Paper-oct22.docx
+++ b/oct-22/AIPR 2026 Paper-oct22.docx
@@ -913,7 +913,7 @@
         <w:pStyle w:val="BodyText"/>
       </w:pPr>
       <w:r>
-        <w:t xml:space="preserve">Considering the current market rate for raw egocentric data is 3 to 25 USD per hour, we find that this process can quickly scale a sparse dataset into one with sufficient hours and diversity, while maintaining the overall physics of the scene. For every hour processed with our pipeline, we spend 96 USD for GPU cloud instance costs (80 A100-hours at 20 minutes per clip) and 0.12 USD in LLM token costs. For practitioners and academics who have a limited budget for training robot policies, this workflow provides a cohesive and practical solution.</w:t>
+        <w:t xml:space="preserve">Rendering costs about 0.25 USD per 15-second variant on a Colab Pro+ A100 (20 minutes of GPU time at roughly 0.75 USD per A100-hour as of 2026), plus about 0.03 USD per clip for reasoning and 0.001 USD in LLM tokens. What the pipeline buys is variation at scale: new colors, materials, and lighting on motion that has already been recorded, which Lin et al. identify as the quantity that moves generalization [4].</w:t>
       </w:r>
     </w:p>
     <w:bookmarkEnd w:id="38"/>

--- a/oct-22/AIPR 2026 Paper-oct22.docx
+++ b/oct-22/AIPR 2026 Paper-oct22.docx
@@ -670,7 +670,7 @@
         <w:pStyle w:val="BodyText"/>
       </w:pPr>
       <w:r>
-        <w:t xml:space="preserve">Fig. 4 shows that the resulting variant permutes the color of the objects in the ontology, while maintaining the hand pose and the bucket and countertop geometry. We observed that the cleaning motion observed in the before video is maintained by the variant, frame by frame. We also observed that the background wall and lighting have changed, adding more entropy as desired.</w:t>
+        <w:t xml:space="preserve">Fig. 4 shows that the resulting variant permutes the color of the objects in the ontology, while maintaining the hand pose and the bucket and countertop geometry. We observed that the cleaning motion observed in the before video is maintained by the variant, frame by frame. We also observed that the background wall and lighting have changed, increasing scene diversity.</w:t>
       </w:r>
     </w:p>
     <w:p>

--- a/oct-22/AIPR 2026 Paper-oct22.docx
+++ b/oct-22/AIPR 2026 Paper-oct22.docx
@@ -817,14 +817,6 @@
     </w:p>
     <w:p>
       <w:pPr>
-        <w:pStyle w:val="BodyText"/>
-      </w:pPr>
-      <w:r>
-        <w:t xml:space="preserve">We did observe some limitations in this process, particularly when requesting permutations in the physics of the scene. In Fig. 6, the data collector is taking a phone charger and winding the USB cord around the wall plug in a clockwise direction (with respect to the wall plug). Next, we ask the pipeline to wind the cord in the opposite direction, counterclockwise. Surprisingly, the resulting variant was unable to maintain this ask: the spooling wire looked like spaghetti, with the cord gaining linear mass and length at times. The hands do in fact maintain the same orientation as the original video, but the variant fails to maintain the physics, violating conservation of mass and continuity. Fig. 7 places the source desk clip and its appearance variant side by side.</w:t>
-      </w:r>
-    </w:p>
-    <w:p>
-      <w:pPr>
         <w:pStyle w:val="CaptionedFigure"/>
       </w:pPr>
       <w:r>
@@ -888,6 +880,14 @@
           <w:iCs/>
         </w:rPr>
         <w:t xml:space="preserve">Fig. 7. Variants of the desk clip: the source clip (left) and an appearance variant with the desk and shelf recolored blue (right).</w:t>
+      </w:r>
+    </w:p>
+    <w:p>
+      <w:pPr>
+        <w:pStyle w:val="BodyText"/>
+      </w:pPr>
+      <w:r>
+        <w:t xml:space="preserve">We did observe some limitations in this process, particularly when requesting permutations in the physics of the scene. In Fig. 6, the data collector is taking a phone charger and winding the USB cord around the wall plug in a clockwise direction (with respect to the wall plug). Next, we ask the pipeline to wind the cord in the opposite direction, counterclockwise. Surprisingly, the resulting variant was unable to maintain this ask: the spooling wire looked like spaghetti, with the cord gaining linear mass and length at times. The hands do in fact maintain the same orientation as the original video, but the variant fails to maintain the physics, violating conservation of mass and continuity. Fig. 7 places the source desk clip and its appearance variant side by side.</w:t>
       </w:r>
     </w:p>
     <w:bookmarkEnd w:id="37"/>

--- a/oct-22/AIPR 2026 Paper-oct22.docx
+++ b/oct-22/AIPR 2026 Paper-oct22.docx
@@ -817,6 +817,14 @@
     </w:p>
     <w:p>
       <w:pPr>
+        <w:pStyle w:val="BodyText"/>
+      </w:pPr>
+      <w:r>
+        <w:t xml:space="preserve">We did observe some limitations in this process, particularly when requesting permutations in the physics of the scene. In Fig. 6, the data collector is taking a phone charger and winding the USB cord around the wall plug in a clockwise direction (with respect to the wall plug). Next, we ask the pipeline to wind the cord in the opposite direction, counterclockwise. Surprisingly, the resulting variant was unable to maintain this ask: the spooling wire looked like spaghetti, with the cord gaining linear mass and length at times. The hands do in fact maintain the same orientation as the original video, but the variant fails to maintain the physics, violating conservation of mass and continuity. Fig. 7 places the source desk clip and its appearance variant side by side.</w:t>
+      </w:r>
+    </w:p>
+    <w:p>
+      <w:pPr>
         <w:pStyle w:val="CaptionedFigure"/>
       </w:pPr>
       <w:r>
@@ -879,15 +887,7 @@
           <w:i/>
           <w:iCs/>
         </w:rPr>
-        <w:t xml:space="preserve">Fig. 7. Variants of the desk clip: the source clip (left) and an appearance variant with the desk and shelf recolored blue (right).</w:t>
-      </w:r>
-    </w:p>
-    <w:p>
-      <w:pPr>
-        <w:pStyle w:val="BodyText"/>
-      </w:pPr>
-      <w:r>
-        <w:t xml:space="preserve">We did observe some limitations in this process, particularly when requesting permutations in the physics of the scene. In Fig. 6, the data collector is taking a phone charger and winding the USB cord around the wall plug in a clockwise direction (with respect to the wall plug). Next, we ask the pipeline to wind the cord in the opposite direction, counterclockwise. Surprisingly, the resulting variant was unable to maintain this ask: the spooling wire looked like spaghetti, with the cord gaining linear mass and length at times. The hands do in fact maintain the same orientation as the original video, but the variant fails to maintain the physics, violating conservation of mass and continuity. Fig. 7 places the source desk clip and its appearance variant side by side.</w:t>
+        <w:t xml:space="preserve">Fig. 7. Desk clip: source (left) and appearance variant with desk and shelf recolored blue (right).</w:t>
       </w:r>
     </w:p>
     <w:bookmarkEnd w:id="37"/>
